--- a/Snake_Game_Software_Architecture_and_Design_Specification_v2.docx
+++ b/Snake_Game_Software_Architecture_and_Design_Specification_v2.docx
@@ -103,7 +103,7 @@
         <w:rPr>
           <w:color w:val="000000"/>
         </w:rPr>
-        <w:t>H RS</w:t>
+        <w:t>H R</w:t>
       </w:r>
       <w:r>
         <w:rPr>
